--- a/05_03_2026/Exam 523-TBD_17_06_2025.docx
+++ b/05_03_2026/Exam 523-TBD_17_06_2025.docx
@@ -44,6 +44,7 @@
           <w:bCs/>
           <w:sz w:val="28"/>
           <w:szCs w:val="28"/>
+          <w:lang w:val="ru-RU"/>
         </w:rPr>
       </w:pPr>
       <w:r>
@@ -78,6 +79,426 @@
         </w:rPr>
         <w:t>Экзамен</w:t>
       </w:r>
+    </w:p>
+    <w:p>
+      <w:pPr>
+        <w:pBdr>
+          <w:top w:val="none" w:color="auto" w:sz="0" w:space="0"/>
+          <w:left w:val="none" w:color="auto" w:sz="0" w:space="0"/>
+          <w:bottom w:val="none" w:color="auto" w:sz="0" w:space="0"/>
+          <w:right w:val="none" w:color="auto" w:sz="0" w:space="0"/>
+          <w:between w:val="none" w:color="auto" w:sz="0" w:space="0"/>
+        </w:pBdr>
+        <w:shd w:val="clear" w:fill="auto"/>
+        <w:bidi w:val="0"/>
+        <w:spacing w:before="0" w:after="0" w:line="240" w:lineRule="auto"/>
+        <w:ind w:left="0" w:right="0" w:firstLine="0"/>
+        <w:jc w:val="both"/>
+        <w:rPr>
+          <w:rFonts w:ascii="Times New Roman" w:hAnsi="Times New Roman" w:cs="Times New Roman"/>
+          <w:b/>
+          <w:bCs/>
+          <w:sz w:val="28"/>
+          <w:szCs w:val="28"/>
+          <w:lang w:val="ru-RU"/>
+        </w:rPr>
+      </w:pPr>
+    </w:p>
+    <w:p>
+      <w:pPr>
+        <w:pBdr>
+          <w:top w:val="none" w:color="auto" w:sz="0" w:space="0"/>
+          <w:left w:val="none" w:color="auto" w:sz="0" w:space="0"/>
+          <w:bottom w:val="none" w:color="auto" w:sz="0" w:space="0"/>
+          <w:right w:val="none" w:color="auto" w:sz="0" w:space="0"/>
+          <w:between w:val="none" w:color="auto" w:sz="0" w:space="0"/>
+        </w:pBdr>
+        <w:shd w:val="clear" w:fill="auto"/>
+        <w:bidi w:val="0"/>
+        <w:spacing w:before="0" w:after="0" w:line="240" w:lineRule="auto"/>
+        <w:ind w:left="0" w:right="0" w:firstLine="0"/>
+        <w:jc w:val="both"/>
+        <w:rPr>
+          <w:rFonts w:hint="default" w:ascii="Times New Roman" w:hAnsi="Times New Roman" w:cs="Times New Roman"/>
+          <w:b/>
+          <w:bCs/>
+          <w:sz w:val="28"/>
+          <w:szCs w:val="28"/>
+          <w:lang w:val="ru-RU"/>
+        </w:rPr>
+      </w:pPr>
+      <w:r>
+        <w:rPr>
+          <w:rFonts w:hint="default" w:ascii="Times New Roman" w:hAnsi="Times New Roman" w:cs="Times New Roman"/>
+          <w:b/>
+          <w:bCs/>
+          <w:sz w:val="28"/>
+          <w:szCs w:val="28"/>
+          <w:lang w:val="ru-RU"/>
+        </w:rPr>
+        <w:t>10 выполенных верно запросов-12 баллов</w:t>
+      </w:r>
+    </w:p>
+    <w:p>
+      <w:pPr>
+        <w:pBdr>
+          <w:top w:val="none" w:color="auto" w:sz="0" w:space="0"/>
+          <w:left w:val="none" w:color="auto" w:sz="0" w:space="0"/>
+          <w:bottom w:val="none" w:color="auto" w:sz="0" w:space="0"/>
+          <w:right w:val="none" w:color="auto" w:sz="0" w:space="0"/>
+          <w:between w:val="none" w:color="auto" w:sz="0" w:space="0"/>
+        </w:pBdr>
+        <w:shd w:val="clear" w:fill="auto"/>
+        <w:bidi w:val="0"/>
+        <w:spacing w:before="0" w:after="0" w:line="240" w:lineRule="auto"/>
+        <w:ind w:left="0" w:right="0" w:firstLine="0"/>
+        <w:jc w:val="both"/>
+        <w:rPr>
+          <w:rFonts w:hint="default" w:ascii="Times New Roman" w:hAnsi="Times New Roman" w:cs="Times New Roman"/>
+          <w:b/>
+          <w:bCs/>
+          <w:sz w:val="28"/>
+          <w:szCs w:val="28"/>
+          <w:lang w:val="ru-RU"/>
+        </w:rPr>
+      </w:pPr>
+      <w:r>
+        <w:rPr>
+          <w:rFonts w:hint="default" w:ascii="Times New Roman" w:hAnsi="Times New Roman" w:cs="Times New Roman"/>
+          <w:b/>
+          <w:bCs/>
+          <w:sz w:val="28"/>
+          <w:szCs w:val="28"/>
+          <w:lang w:val="ru-RU"/>
+        </w:rPr>
+        <w:t>8-9 выполенных верно запросов-11 баллов</w:t>
+      </w:r>
+    </w:p>
+    <w:p>
+      <w:pPr>
+        <w:pBdr>
+          <w:top w:val="none" w:color="auto" w:sz="0" w:space="0"/>
+          <w:left w:val="none" w:color="auto" w:sz="0" w:space="0"/>
+          <w:bottom w:val="none" w:color="auto" w:sz="0" w:space="0"/>
+          <w:right w:val="none" w:color="auto" w:sz="0" w:space="0"/>
+          <w:between w:val="none" w:color="auto" w:sz="0" w:space="0"/>
+        </w:pBdr>
+        <w:shd w:val="clear" w:fill="auto"/>
+        <w:bidi w:val="0"/>
+        <w:spacing w:before="0" w:after="0" w:line="240" w:lineRule="auto"/>
+        <w:ind w:left="0" w:right="0" w:firstLine="0"/>
+        <w:jc w:val="both"/>
+        <w:rPr>
+          <w:rFonts w:hint="default" w:ascii="Times New Roman" w:hAnsi="Times New Roman" w:cs="Times New Roman"/>
+          <w:b/>
+          <w:bCs/>
+          <w:sz w:val="28"/>
+          <w:szCs w:val="28"/>
+          <w:lang w:val="ru-RU"/>
+        </w:rPr>
+      </w:pPr>
+      <w:r>
+        <w:rPr>
+          <w:rFonts w:hint="default" w:ascii="Times New Roman" w:hAnsi="Times New Roman" w:cs="Times New Roman"/>
+          <w:b/>
+          <w:bCs/>
+          <w:sz w:val="28"/>
+          <w:szCs w:val="28"/>
+          <w:lang w:val="ru-RU"/>
+        </w:rPr>
+        <w:t>6-7 выполенных верно запросов-10 баллов</w:t>
+      </w:r>
+    </w:p>
+    <w:p>
+      <w:pPr>
+        <w:pBdr>
+          <w:top w:val="none" w:color="auto" w:sz="0" w:space="0"/>
+          <w:left w:val="none" w:color="auto" w:sz="0" w:space="0"/>
+          <w:bottom w:val="none" w:color="auto" w:sz="0" w:space="0"/>
+          <w:right w:val="none" w:color="auto" w:sz="0" w:space="0"/>
+          <w:between w:val="none" w:color="auto" w:sz="0" w:space="0"/>
+        </w:pBdr>
+        <w:shd w:val="clear" w:fill="auto"/>
+        <w:bidi w:val="0"/>
+        <w:spacing w:before="0" w:after="0" w:line="240" w:lineRule="auto"/>
+        <w:ind w:left="0" w:right="0" w:firstLine="0"/>
+        <w:jc w:val="both"/>
+        <w:rPr>
+          <w:rFonts w:hint="default" w:ascii="Times New Roman" w:hAnsi="Times New Roman" w:cs="Times New Roman"/>
+          <w:b/>
+          <w:bCs/>
+          <w:sz w:val="28"/>
+          <w:szCs w:val="28"/>
+          <w:lang w:val="ru-RU"/>
+        </w:rPr>
+      </w:pPr>
+      <w:r>
+        <w:rPr>
+          <w:rFonts w:hint="default" w:ascii="Times New Roman" w:hAnsi="Times New Roman" w:cs="Times New Roman"/>
+          <w:b/>
+          <w:bCs/>
+          <w:sz w:val="28"/>
+          <w:szCs w:val="28"/>
+          <w:lang w:val="ru-RU"/>
+        </w:rPr>
+        <w:t>4-5 выполенных верно запросов - 9 баллов</w:t>
+      </w:r>
+    </w:p>
+    <w:p>
+      <w:pPr>
+        <w:pBdr>
+          <w:top w:val="none" w:color="auto" w:sz="0" w:space="0"/>
+          <w:left w:val="none" w:color="auto" w:sz="0" w:space="0"/>
+          <w:bottom w:val="none" w:color="auto" w:sz="0" w:space="0"/>
+          <w:right w:val="none" w:color="auto" w:sz="0" w:space="0"/>
+          <w:between w:val="none" w:color="auto" w:sz="0" w:space="0"/>
+        </w:pBdr>
+        <w:shd w:val="clear" w:fill="auto"/>
+        <w:bidi w:val="0"/>
+        <w:spacing w:before="0" w:after="0" w:line="240" w:lineRule="auto"/>
+        <w:ind w:left="0" w:right="0" w:firstLine="0"/>
+        <w:jc w:val="both"/>
+        <w:rPr>
+          <w:rFonts w:hint="default" w:ascii="Times New Roman" w:hAnsi="Times New Roman" w:cs="Times New Roman"/>
+          <w:b/>
+          <w:bCs/>
+          <w:sz w:val="28"/>
+          <w:szCs w:val="28"/>
+          <w:lang w:val="ru-RU"/>
+        </w:rPr>
+      </w:pPr>
+      <w:r>
+        <w:rPr>
+          <w:rFonts w:hint="default" w:ascii="Times New Roman" w:hAnsi="Times New Roman" w:cs="Times New Roman"/>
+          <w:b/>
+          <w:bCs/>
+          <w:sz w:val="28"/>
+          <w:szCs w:val="28"/>
+          <w:lang w:val="ru-RU"/>
+        </w:rPr>
+        <w:t>За каждый верно выполненный запрос из дополнительных +0.5 бал</w:t>
+      </w:r>
+    </w:p>
+    <w:p>
+      <w:pPr>
+        <w:pBdr>
+          <w:top w:val="none" w:color="auto" w:sz="0" w:space="0"/>
+          <w:left w:val="none" w:color="auto" w:sz="0" w:space="0"/>
+          <w:bottom w:val="none" w:color="auto" w:sz="0" w:space="0"/>
+          <w:right w:val="none" w:color="auto" w:sz="0" w:space="0"/>
+          <w:between w:val="none" w:color="auto" w:sz="0" w:space="0"/>
+        </w:pBdr>
+        <w:shd w:val="clear" w:fill="auto"/>
+        <w:bidi w:val="0"/>
+        <w:spacing w:before="0" w:after="0" w:line="240" w:lineRule="auto"/>
+        <w:ind w:left="0" w:right="0" w:firstLine="0"/>
+        <w:jc w:val="both"/>
+        <w:rPr>
+          <w:rFonts w:hint="default" w:ascii="Times New Roman" w:hAnsi="Times New Roman" w:cs="Times New Roman"/>
+          <w:b/>
+          <w:bCs/>
+          <w:sz w:val="28"/>
+          <w:szCs w:val="28"/>
+          <w:lang w:val="ru-RU"/>
+        </w:rPr>
+      </w:pPr>
+      <w:r>
+        <w:rPr>
+          <w:rFonts w:hint="default" w:ascii="Times New Roman" w:hAnsi="Times New Roman" w:cs="Times New Roman"/>
+          <w:b/>
+          <w:bCs/>
+          <w:sz w:val="28"/>
+          <w:szCs w:val="28"/>
+          <w:lang w:val="ru-RU"/>
+        </w:rPr>
+        <w:t>(2 верно выполненных запроса из дополнительных +1 бал)</w:t>
+      </w:r>
+    </w:p>
+    <w:p>
+      <w:pPr>
+        <w:pBdr>
+          <w:top w:val="none" w:color="auto" w:sz="0" w:space="0"/>
+          <w:left w:val="none" w:color="auto" w:sz="0" w:space="0"/>
+          <w:bottom w:val="none" w:color="auto" w:sz="0" w:space="0"/>
+          <w:right w:val="none" w:color="auto" w:sz="0" w:space="0"/>
+          <w:between w:val="none" w:color="auto" w:sz="0" w:space="0"/>
+        </w:pBdr>
+        <w:shd w:val="clear" w:fill="auto"/>
+        <w:bidi w:val="0"/>
+        <w:spacing w:before="0" w:after="0" w:line="240" w:lineRule="auto"/>
+        <w:ind w:left="0" w:right="0" w:firstLine="0"/>
+        <w:jc w:val="both"/>
+        <w:rPr>
+          <w:rFonts w:hint="default" w:ascii="Times New Roman" w:hAnsi="Times New Roman" w:cs="Times New Roman"/>
+          <w:b/>
+          <w:bCs/>
+          <w:sz w:val="28"/>
+          <w:szCs w:val="28"/>
+          <w:lang w:val="ru-RU"/>
+        </w:rPr>
+      </w:pPr>
+    </w:p>
+    <w:p>
+      <w:pPr>
+        <w:pBdr>
+          <w:top w:val="none" w:color="auto" w:sz="0" w:space="0"/>
+          <w:left w:val="none" w:color="auto" w:sz="0" w:space="0"/>
+          <w:bottom w:val="none" w:color="auto" w:sz="0" w:space="0"/>
+          <w:right w:val="none" w:color="auto" w:sz="0" w:space="0"/>
+          <w:between w:val="none" w:color="auto" w:sz="0" w:space="0"/>
+        </w:pBdr>
+        <w:shd w:val="clear" w:fill="auto"/>
+        <w:bidi w:val="0"/>
+        <w:spacing w:before="0" w:after="0" w:line="240" w:lineRule="auto"/>
+        <w:ind w:left="0" w:right="0" w:firstLine="0"/>
+        <w:jc w:val="both"/>
+        <w:rPr>
+          <w:rFonts w:hint="default" w:ascii="Times New Roman" w:hAnsi="Times New Roman" w:cs="Times New Roman"/>
+          <w:b/>
+          <w:bCs/>
+          <w:sz w:val="28"/>
+          <w:szCs w:val="28"/>
+          <w:lang w:val="ru-RU"/>
+        </w:rPr>
+      </w:pPr>
+      <w:r>
+        <w:rPr>
+          <w:rFonts w:hint="default" w:ascii="Times New Roman" w:hAnsi="Times New Roman" w:cs="Times New Roman"/>
+          <w:b/>
+          <w:bCs/>
+          <w:sz w:val="28"/>
+          <w:szCs w:val="28"/>
+          <w:lang w:val="ru-RU"/>
+        </w:rPr>
+        <w:t xml:space="preserve">В качестве выполенного задания по экзамену приложить зип-архив с  2 файлами с расширением </w:t>
+      </w:r>
+      <w:r>
+        <w:rPr>
+          <w:rFonts w:hint="default" w:ascii="Times New Roman" w:hAnsi="Times New Roman" w:cs="Times New Roman"/>
+          <w:b/>
+          <w:bCs/>
+          <w:sz w:val="28"/>
+          <w:szCs w:val="28"/>
+          <w:lang w:val="en-US"/>
+        </w:rPr>
+        <w:t>.sql: 1)</w:t>
+      </w:r>
+      <w:r>
+        <w:rPr>
+          <w:rFonts w:hint="default" w:ascii="Times New Roman" w:hAnsi="Times New Roman" w:cs="Times New Roman"/>
+          <w:b/>
+          <w:bCs/>
+          <w:sz w:val="28"/>
+          <w:szCs w:val="28"/>
+          <w:lang w:val="ru-RU"/>
+        </w:rPr>
+        <w:t>запросы на создание и заполнение бд</w:t>
+      </w:r>
+      <w:r>
+        <w:rPr>
+          <w:rFonts w:hint="default" w:ascii="Times New Roman" w:hAnsi="Times New Roman" w:cs="Times New Roman"/>
+          <w:b/>
+          <w:bCs/>
+          <w:sz w:val="28"/>
+          <w:szCs w:val="28"/>
+          <w:lang w:val="en-US"/>
+        </w:rPr>
+        <w:t xml:space="preserve">; </w:t>
+      </w:r>
+      <w:r>
+        <w:rPr>
+          <w:rFonts w:hint="default" w:ascii="Times New Roman" w:hAnsi="Times New Roman" w:cs="Times New Roman"/>
+          <w:b/>
+          <w:bCs/>
+          <w:sz w:val="28"/>
+          <w:szCs w:val="28"/>
+          <w:lang w:val="ru-RU"/>
+        </w:rPr>
+        <w:t xml:space="preserve">2) запросы на вывод. </w:t>
+      </w:r>
+    </w:p>
+    <w:p>
+      <w:pPr>
+        <w:pBdr>
+          <w:top w:val="none" w:color="auto" w:sz="0" w:space="0"/>
+          <w:left w:val="none" w:color="auto" w:sz="0" w:space="0"/>
+          <w:bottom w:val="none" w:color="auto" w:sz="0" w:space="0"/>
+          <w:right w:val="none" w:color="auto" w:sz="0" w:space="0"/>
+          <w:between w:val="none" w:color="auto" w:sz="0" w:space="0"/>
+        </w:pBdr>
+        <w:shd w:val="clear" w:fill="auto"/>
+        <w:bidi w:val="0"/>
+        <w:spacing w:before="0" w:after="0" w:line="240" w:lineRule="auto"/>
+        <w:ind w:left="0" w:right="0" w:firstLine="0"/>
+        <w:jc w:val="both"/>
+        <w:rPr>
+          <w:rFonts w:hint="default" w:ascii="Times New Roman" w:hAnsi="Times New Roman" w:cs="Times New Roman"/>
+          <w:b/>
+          <w:bCs/>
+          <w:sz w:val="28"/>
+          <w:szCs w:val="28"/>
+          <w:lang w:val="ru-RU"/>
+        </w:rPr>
+      </w:pPr>
+    </w:p>
+    <w:p>
+      <w:pPr>
+        <w:pBdr>
+          <w:top w:val="none" w:color="auto" w:sz="0" w:space="0"/>
+          <w:left w:val="none" w:color="auto" w:sz="0" w:space="0"/>
+          <w:bottom w:val="none" w:color="auto" w:sz="0" w:space="0"/>
+          <w:right w:val="none" w:color="auto" w:sz="0" w:space="0"/>
+          <w:between w:val="none" w:color="auto" w:sz="0" w:space="0"/>
+        </w:pBdr>
+        <w:shd w:val="clear" w:fill="auto"/>
+        <w:bidi w:val="0"/>
+        <w:spacing w:before="0" w:after="0" w:line="240" w:lineRule="auto"/>
+        <w:ind w:left="0" w:right="0" w:firstLine="0"/>
+        <w:jc w:val="both"/>
+        <w:rPr>
+          <w:rFonts w:hint="default" w:ascii="Times New Roman" w:hAnsi="Times New Roman" w:cs="Times New Roman"/>
+          <w:b/>
+          <w:bCs/>
+          <w:sz w:val="28"/>
+          <w:szCs w:val="28"/>
+          <w:lang w:val="ru-RU"/>
+        </w:rPr>
+      </w:pPr>
+      <w:r>
+        <w:rPr>
+          <w:rFonts w:hint="default" w:ascii="Times New Roman" w:hAnsi="Times New Roman" w:cs="Times New Roman"/>
+          <w:b/>
+          <w:bCs/>
+          <w:sz w:val="28"/>
+          <w:szCs w:val="28"/>
+          <w:lang w:val="ru-RU"/>
+        </w:rPr>
+        <w:t>Диаграмма бдпредставлена ниже в файле(создавать её не нужно).</w:t>
+      </w:r>
+    </w:p>
+    <w:p>
+      <w:pPr>
+        <w:pBdr>
+          <w:top w:val="none" w:color="auto" w:sz="0" w:space="0"/>
+          <w:left w:val="none" w:color="auto" w:sz="0" w:space="0"/>
+          <w:bottom w:val="none" w:color="auto" w:sz="0" w:space="0"/>
+          <w:right w:val="none" w:color="auto" w:sz="0" w:space="0"/>
+          <w:between w:val="none" w:color="auto" w:sz="0" w:space="0"/>
+        </w:pBdr>
+        <w:shd w:val="clear" w:fill="auto"/>
+        <w:bidi w:val="0"/>
+        <w:spacing w:before="0" w:after="0" w:line="240" w:lineRule="auto"/>
+        <w:ind w:left="0" w:right="0" w:firstLine="0"/>
+        <w:jc w:val="center"/>
+        <w:rPr>
+          <w:rFonts w:ascii="Times New Roman" w:hAnsi="Times New Roman" w:cs="Times New Roman"/>
+          <w:b/>
+          <w:bCs/>
+          <w:sz w:val="28"/>
+          <w:szCs w:val="28"/>
+          <w:lang w:val="ru-RU"/>
+        </w:rPr>
+      </w:pPr>
     </w:p>
     <w:p>
       <w:pPr>
@@ -368,6 +789,507 @@
     </w:p>
     <w:p>
       <w:pPr>
+        <w:numPr>
+          <w:ilvl w:val="0"/>
+          <w:numId w:val="1"/>
+        </w:numPr>
+        <w:bidi w:val="0"/>
+        <w:ind w:left="720" w:leftChars="0" w:hanging="360" w:firstLineChars="0"/>
+        <w:jc w:val="both"/>
+        <w:rPr>
+          <w:rFonts w:ascii="Times New Roman" w:hAnsi="Times New Roman" w:cs="Times New Roman"/>
+          <w:sz w:val="24"/>
+          <w:szCs w:val="24"/>
+          <w:rtl w:val="0"/>
+          <w:lang w:val="en-US"/>
+        </w:rPr>
+      </w:pPr>
+      <w:r>
+        <w:rPr>
+          <w:rFonts w:ascii="Times New Roman" w:hAnsi="Times New Roman" w:cs="Times New Roman"/>
+          <w:sz w:val="24"/>
+          <w:szCs w:val="24"/>
+          <w:rtl w:val="0"/>
+          <w:lang w:val="en-US"/>
+        </w:rPr>
+        <w:t xml:space="preserve"> Показать самый прибыльный магазин.</w:t>
+      </w:r>
+    </w:p>
+    <w:p>
+      <w:pPr>
+        <w:numPr>
+          <w:ilvl w:val="0"/>
+          <w:numId w:val="0"/>
+        </w:numPr>
+        <w:bidi w:val="0"/>
+        <w:ind w:left="360" w:leftChars="0"/>
+        <w:jc w:val="both"/>
+        <w:rPr>
+          <w:rFonts w:ascii="Times New Roman" w:hAnsi="Times New Roman" w:cs="Times New Roman"/>
+          <w:sz w:val="24"/>
+          <w:szCs w:val="24"/>
+          <w:rtl w:val="0"/>
+          <w:lang w:val="en-US"/>
+        </w:rPr>
+      </w:pPr>
+    </w:p>
+    <w:p>
+      <w:pPr>
+        <w:numPr>
+          <w:ilvl w:val="0"/>
+          <w:numId w:val="0"/>
+        </w:numPr>
+        <w:bidi w:val="0"/>
+        <w:jc w:val="both"/>
+        <w:rPr>
+          <w:rFonts w:hint="default" w:ascii="Times New Roman" w:hAnsi="Times New Roman" w:cs="Times New Roman"/>
+          <w:sz w:val="24"/>
+          <w:szCs w:val="24"/>
+          <w:rtl w:val="0"/>
+          <w:lang w:val="ru-RU"/>
+        </w:rPr>
+      </w:pPr>
+      <w:r>
+        <w:rPr>
+          <w:rFonts w:hint="default" w:ascii="Times New Roman" w:hAnsi="Times New Roman" w:cs="Times New Roman"/>
+          <w:sz w:val="24"/>
+          <w:szCs w:val="24"/>
+          <w:rtl w:val="0"/>
+          <w:lang w:val="en-US"/>
+        </w:rPr>
+        <w:tab/>
+      </w:r>
+      <w:r>
+        <w:rPr>
+          <w:rFonts w:hint="default" w:ascii="Times New Roman" w:hAnsi="Times New Roman" w:cs="Times New Roman"/>
+          <w:sz w:val="24"/>
+          <w:szCs w:val="24"/>
+          <w:rtl w:val="0"/>
+          <w:lang w:val="ru-RU"/>
+        </w:rPr>
+        <w:t>Дополнительно</w:t>
+      </w:r>
+    </w:p>
+    <w:p>
+      <w:pPr>
+        <w:numPr>
+          <w:ilvl w:val="0"/>
+          <w:numId w:val="1"/>
+        </w:numPr>
+        <w:bidi w:val="0"/>
+        <w:jc w:val="both"/>
+        <w:rPr>
+          <w:rFonts w:ascii="Times New Roman" w:hAnsi="Times New Roman" w:cs="Times New Roman"/>
+          <w:sz w:val="24"/>
+          <w:szCs w:val="24"/>
+          <w:rtl w:val="0"/>
+          <w:lang w:val="en-US"/>
+        </w:rPr>
+      </w:pPr>
+      <w:r>
+        <w:rPr>
+          <w:rFonts w:ascii="Times New Roman" w:hAnsi="Times New Roman" w:cs="Times New Roman"/>
+          <w:sz w:val="24"/>
+          <w:szCs w:val="24"/>
+          <w:rtl w:val="0"/>
+          <w:lang w:val="en-US"/>
+        </w:rPr>
+        <w:t xml:space="preserve"> Показать все книги, название которых состоит из 4 слов. </w:t>
+      </w:r>
+    </w:p>
+    <w:p>
+      <w:pPr>
+        <w:numPr>
+          <w:ilvl w:val="0"/>
+          <w:numId w:val="1"/>
+        </w:numPr>
+        <w:bidi w:val="0"/>
+        <w:jc w:val="both"/>
+        <w:rPr>
+          <w:rFonts w:ascii="Times New Roman" w:hAnsi="Times New Roman" w:cs="Times New Roman"/>
+          <w:sz w:val="24"/>
+          <w:szCs w:val="24"/>
+          <w:rtl w:val="0"/>
+          <w:lang w:val="en-US"/>
+        </w:rPr>
+      </w:pPr>
+      <w:r>
+        <w:rPr>
+          <w:rFonts w:ascii="Times New Roman" w:hAnsi="Times New Roman" w:cs="Times New Roman"/>
+          <w:sz w:val="24"/>
+          <w:szCs w:val="24"/>
+          <w:rtl w:val="0"/>
+          <w:lang w:val="en-US"/>
+        </w:rPr>
+        <w:t xml:space="preserve"> Показать информацию о продажах в следующем виде:</w:t>
+      </w:r>
+    </w:p>
+    <w:p>
+      <w:pPr>
+        <w:numPr>
+          <w:ilvl w:val="0"/>
+          <w:numId w:val="0"/>
+        </w:numPr>
+        <w:bidi w:val="0"/>
+        <w:ind w:left="360" w:leftChars="0" w:firstLine="704" w:firstLineChars="0"/>
+        <w:jc w:val="both"/>
+        <w:rPr>
+          <w:rFonts w:ascii="Times New Roman" w:hAnsi="Times New Roman" w:cs="Times New Roman"/>
+          <w:sz w:val="24"/>
+          <w:szCs w:val="24"/>
+          <w:rtl w:val="0"/>
+          <w:lang w:val="en-US"/>
+        </w:rPr>
+      </w:pPr>
+      <w:r>
+        <w:rPr>
+          <w:rFonts w:ascii="Times New Roman" w:hAnsi="Times New Roman" w:cs="Times New Roman"/>
+          <w:sz w:val="24"/>
+          <w:szCs w:val="24"/>
+          <w:rtl w:val="0"/>
+          <w:lang w:val="en-US"/>
+        </w:rPr>
+        <w:t xml:space="preserve"> ▷ Название книги, но, чтобы оно не содержало букву «А».</w:t>
+      </w:r>
+    </w:p>
+    <w:p>
+      <w:pPr>
+        <w:numPr>
+          <w:ilvl w:val="0"/>
+          <w:numId w:val="0"/>
+        </w:numPr>
+        <w:bidi w:val="0"/>
+        <w:ind w:left="360" w:leftChars="0" w:firstLine="704" w:firstLineChars="0"/>
+        <w:jc w:val="both"/>
+        <w:rPr>
+          <w:rFonts w:ascii="Times New Roman" w:hAnsi="Times New Roman" w:cs="Times New Roman"/>
+          <w:sz w:val="24"/>
+          <w:szCs w:val="24"/>
+          <w:rtl w:val="0"/>
+          <w:lang w:val="en-US"/>
+        </w:rPr>
+      </w:pPr>
+      <w:r>
+        <w:rPr>
+          <w:rFonts w:ascii="Times New Roman" w:hAnsi="Times New Roman" w:cs="Times New Roman"/>
+          <w:sz w:val="24"/>
+          <w:szCs w:val="24"/>
+          <w:rtl w:val="0"/>
+          <w:lang w:val="en-US"/>
+        </w:rPr>
+        <w:t xml:space="preserve"> ▷ Тематика, но, чтобы не «Программирование».</w:t>
+      </w:r>
+    </w:p>
+    <w:p>
+      <w:pPr>
+        <w:numPr>
+          <w:ilvl w:val="0"/>
+          <w:numId w:val="0"/>
+        </w:numPr>
+        <w:bidi w:val="0"/>
+        <w:ind w:left="360" w:leftChars="0" w:firstLine="704" w:firstLineChars="0"/>
+        <w:jc w:val="both"/>
+        <w:rPr>
+          <w:rFonts w:ascii="Times New Roman" w:hAnsi="Times New Roman" w:cs="Times New Roman"/>
+          <w:sz w:val="24"/>
+          <w:szCs w:val="24"/>
+          <w:rtl w:val="0"/>
+          <w:lang w:val="en-US"/>
+        </w:rPr>
+      </w:pPr>
+      <w:r>
+        <w:rPr>
+          <w:rFonts w:ascii="Times New Roman" w:hAnsi="Times New Roman" w:cs="Times New Roman"/>
+          <w:sz w:val="24"/>
+          <w:szCs w:val="24"/>
+          <w:rtl w:val="0"/>
+          <w:lang w:val="en-US"/>
+        </w:rPr>
+        <w:t xml:space="preserve"> ▷ Автор, но, чтобы не «Герберт Шилдт». </w:t>
+      </w:r>
+    </w:p>
+    <w:p>
+      <w:pPr>
+        <w:numPr>
+          <w:ilvl w:val="0"/>
+          <w:numId w:val="0"/>
+        </w:numPr>
+        <w:bidi w:val="0"/>
+        <w:ind w:left="360" w:leftChars="0" w:firstLine="704" w:firstLineChars="0"/>
+        <w:jc w:val="both"/>
+        <w:rPr>
+          <w:rFonts w:ascii="Times New Roman" w:hAnsi="Times New Roman" w:cs="Times New Roman"/>
+          <w:sz w:val="24"/>
+          <w:szCs w:val="24"/>
+          <w:rtl w:val="0"/>
+          <w:lang w:val="en-US"/>
+        </w:rPr>
+      </w:pPr>
+      <w:r>
+        <w:rPr>
+          <w:rFonts w:ascii="Times New Roman" w:hAnsi="Times New Roman" w:cs="Times New Roman"/>
+          <w:sz w:val="24"/>
+          <w:szCs w:val="24"/>
+          <w:rtl w:val="0"/>
+          <w:lang w:val="en-US"/>
+        </w:rPr>
+        <w:t xml:space="preserve">▷ Цена, но, чтобы в диапазоне от 10 до 20 руб. </w:t>
+      </w:r>
+    </w:p>
+    <w:p>
+      <w:pPr>
+        <w:numPr>
+          <w:ilvl w:val="0"/>
+          <w:numId w:val="0"/>
+        </w:numPr>
+        <w:bidi w:val="0"/>
+        <w:ind w:left="360" w:leftChars="0" w:firstLine="704" w:firstLineChars="0"/>
+        <w:jc w:val="both"/>
+        <w:rPr>
+          <w:rFonts w:ascii="Times New Roman" w:hAnsi="Times New Roman" w:cs="Times New Roman"/>
+          <w:sz w:val="24"/>
+          <w:szCs w:val="24"/>
+          <w:rtl w:val="0"/>
+          <w:lang w:val="en-US"/>
+        </w:rPr>
+      </w:pPr>
+      <w:r>
+        <w:rPr>
+          <w:rFonts w:ascii="Times New Roman" w:hAnsi="Times New Roman" w:cs="Times New Roman"/>
+          <w:sz w:val="24"/>
+          <w:szCs w:val="24"/>
+          <w:rtl w:val="0"/>
+          <w:lang w:val="en-US"/>
+        </w:rPr>
+        <w:t xml:space="preserve">▷ Количество продаж, но не менее 8 книг. </w:t>
+      </w:r>
+    </w:p>
+    <w:p>
+      <w:pPr>
+        <w:numPr>
+          <w:ilvl w:val="0"/>
+          <w:numId w:val="0"/>
+        </w:numPr>
+        <w:bidi w:val="0"/>
+        <w:ind w:left="360" w:leftChars="0" w:firstLine="704" w:firstLineChars="0"/>
+        <w:jc w:val="both"/>
+        <w:rPr>
+          <w:rFonts w:ascii="Times New Roman" w:hAnsi="Times New Roman" w:cs="Times New Roman"/>
+          <w:sz w:val="24"/>
+          <w:szCs w:val="24"/>
+          <w:rtl w:val="0"/>
+          <w:lang w:val="en-US"/>
+        </w:rPr>
+      </w:pPr>
+      <w:r>
+        <w:rPr>
+          <w:rFonts w:ascii="Times New Roman" w:hAnsi="Times New Roman" w:cs="Times New Roman"/>
+          <w:sz w:val="24"/>
+          <w:szCs w:val="24"/>
+          <w:rtl w:val="0"/>
+          <w:lang w:val="en-US"/>
+        </w:rPr>
+        <w:t xml:space="preserve">▷ Название магазина, который продал книгу, но он не должен быть в Беларуси или России.  </w:t>
+      </w:r>
+    </w:p>
+    <w:p>
+      <w:pPr>
+        <w:numPr>
+          <w:ilvl w:val="0"/>
+          <w:numId w:val="1"/>
+        </w:numPr>
+        <w:bidi w:val="0"/>
+        <w:ind w:left="720" w:leftChars="0" w:hanging="360" w:firstLineChars="0"/>
+        <w:jc w:val="both"/>
+        <w:rPr>
+          <w:rFonts w:ascii="Times New Roman" w:hAnsi="Times New Roman" w:cs="Times New Roman"/>
+          <w:sz w:val="24"/>
+          <w:szCs w:val="24"/>
+          <w:rtl w:val="0"/>
+          <w:lang w:val="en-US"/>
+        </w:rPr>
+      </w:pPr>
+      <w:r>
+        <w:rPr>
+          <w:rFonts w:ascii="Times New Roman" w:hAnsi="Times New Roman" w:cs="Times New Roman"/>
+          <w:sz w:val="24"/>
+          <w:szCs w:val="24"/>
+          <w:rtl w:val="0"/>
+          <w:lang w:val="en-US"/>
+        </w:rPr>
+        <w:t xml:space="preserve"> Показать следующую информацию в два столбца (числа в правом столбце приведены в качестве примера): </w:t>
+      </w:r>
+    </w:p>
+    <w:p>
+      <w:pPr>
+        <w:numPr>
+          <w:ilvl w:val="0"/>
+          <w:numId w:val="0"/>
+        </w:numPr>
+        <w:bidi w:val="0"/>
+        <w:ind w:left="360" w:leftChars="0" w:firstLine="704" w:firstLineChars="0"/>
+        <w:jc w:val="both"/>
+        <w:rPr>
+          <w:rFonts w:ascii="Times New Roman" w:hAnsi="Times New Roman" w:cs="Times New Roman"/>
+          <w:sz w:val="24"/>
+          <w:szCs w:val="24"/>
+          <w:rtl w:val="0"/>
+          <w:lang w:val="en-US"/>
+        </w:rPr>
+      </w:pPr>
+      <w:r>
+        <w:rPr>
+          <w:rFonts w:ascii="Times New Roman" w:hAnsi="Times New Roman" w:cs="Times New Roman"/>
+          <w:sz w:val="24"/>
+          <w:szCs w:val="24"/>
+          <w:rtl w:val="0"/>
+          <w:lang w:val="en-US"/>
+        </w:rPr>
+        <w:t xml:space="preserve">▷ Количество авторов: 14 </w:t>
+      </w:r>
+    </w:p>
+    <w:p>
+      <w:pPr>
+        <w:numPr>
+          <w:ilvl w:val="0"/>
+          <w:numId w:val="0"/>
+        </w:numPr>
+        <w:bidi w:val="0"/>
+        <w:ind w:left="360" w:leftChars="0" w:firstLine="704" w:firstLineChars="0"/>
+        <w:jc w:val="both"/>
+        <w:rPr>
+          <w:rFonts w:ascii="Times New Roman" w:hAnsi="Times New Roman" w:cs="Times New Roman"/>
+          <w:sz w:val="24"/>
+          <w:szCs w:val="24"/>
+          <w:rtl w:val="0"/>
+          <w:lang w:val="en-US"/>
+        </w:rPr>
+      </w:pPr>
+      <w:r>
+        <w:rPr>
+          <w:rFonts w:ascii="Times New Roman" w:hAnsi="Times New Roman" w:cs="Times New Roman"/>
+          <w:sz w:val="24"/>
+          <w:szCs w:val="24"/>
+          <w:rtl w:val="0"/>
+          <w:lang w:val="en-US"/>
+        </w:rPr>
+        <w:t xml:space="preserve">▷ Количество книг: 47 </w:t>
+      </w:r>
+    </w:p>
+    <w:p>
+      <w:pPr>
+        <w:numPr>
+          <w:ilvl w:val="0"/>
+          <w:numId w:val="0"/>
+        </w:numPr>
+        <w:bidi w:val="0"/>
+        <w:ind w:left="360" w:leftChars="0" w:firstLine="704" w:firstLineChars="0"/>
+        <w:jc w:val="both"/>
+        <w:rPr>
+          <w:rFonts w:ascii="Times New Roman" w:hAnsi="Times New Roman" w:cs="Times New Roman"/>
+          <w:sz w:val="24"/>
+          <w:szCs w:val="24"/>
+          <w:rtl w:val="0"/>
+          <w:lang w:val="en-US"/>
+        </w:rPr>
+      </w:pPr>
+      <w:r>
+        <w:rPr>
+          <w:rFonts w:ascii="Times New Roman" w:hAnsi="Times New Roman" w:cs="Times New Roman"/>
+          <w:sz w:val="24"/>
+          <w:szCs w:val="24"/>
+          <w:rtl w:val="0"/>
+          <w:lang w:val="en-US"/>
+        </w:rPr>
+        <w:t xml:space="preserve">▷ Средняя цена продажи: 85.43 руб. </w:t>
+      </w:r>
+    </w:p>
+    <w:p>
+      <w:pPr>
+        <w:numPr>
+          <w:ilvl w:val="0"/>
+          <w:numId w:val="0"/>
+        </w:numPr>
+        <w:bidi w:val="0"/>
+        <w:ind w:left="360" w:leftChars="0" w:firstLine="704" w:firstLineChars="0"/>
+        <w:jc w:val="both"/>
+        <w:rPr>
+          <w:rFonts w:ascii="Times New Roman" w:hAnsi="Times New Roman" w:cs="Times New Roman"/>
+          <w:sz w:val="24"/>
+          <w:szCs w:val="24"/>
+          <w:rtl w:val="0"/>
+          <w:lang w:val="en-US"/>
+        </w:rPr>
+      </w:pPr>
+      <w:r>
+        <w:rPr>
+          <w:rFonts w:ascii="Times New Roman" w:hAnsi="Times New Roman" w:cs="Times New Roman"/>
+          <w:sz w:val="24"/>
+          <w:szCs w:val="24"/>
+          <w:rtl w:val="0"/>
+          <w:lang w:val="en-US"/>
+        </w:rPr>
+        <w:t xml:space="preserve">▷ Среднее количество страниц: 650.6. </w:t>
+      </w:r>
+    </w:p>
+    <w:p>
+      <w:pPr>
+        <w:numPr>
+          <w:ilvl w:val="0"/>
+          <w:numId w:val="0"/>
+        </w:numPr>
+        <w:bidi w:val="0"/>
+        <w:ind w:left="360" w:leftChars="0"/>
+        <w:jc w:val="both"/>
+        <w:rPr>
+          <w:rFonts w:ascii="Times New Roman" w:hAnsi="Times New Roman" w:cs="Times New Roman"/>
+          <w:sz w:val="24"/>
+          <w:szCs w:val="24"/>
+          <w:rtl w:val="0"/>
+          <w:lang w:val="en-US"/>
+        </w:rPr>
+      </w:pPr>
+      <w:r>
+        <w:rPr>
+          <w:rFonts w:ascii="Times New Roman" w:hAnsi="Times New Roman" w:cs="Times New Roman"/>
+          <w:sz w:val="24"/>
+          <w:szCs w:val="24"/>
+          <w:rtl w:val="0"/>
+          <w:lang w:val="en-US"/>
+        </w:rPr>
+        <w:t xml:space="preserve">  </w:t>
+      </w:r>
+    </w:p>
+    <w:p>
+      <w:pPr>
+        <w:numPr>
+          <w:ilvl w:val="0"/>
+          <w:numId w:val="1"/>
+        </w:numPr>
+        <w:bidi w:val="0"/>
+        <w:ind w:left="720" w:leftChars="0" w:hanging="360" w:firstLineChars="0"/>
+        <w:jc w:val="both"/>
+        <w:rPr>
+          <w:rFonts w:ascii="Times New Roman" w:hAnsi="Times New Roman" w:cs="Times New Roman"/>
+          <w:sz w:val="24"/>
+          <w:szCs w:val="24"/>
+          <w:rtl w:val="0"/>
+          <w:lang w:val="en-US"/>
+        </w:rPr>
+      </w:pPr>
+      <w:r>
+        <w:rPr>
+          <w:rFonts w:ascii="Times New Roman" w:hAnsi="Times New Roman" w:cs="Times New Roman"/>
+          <w:sz w:val="24"/>
+          <w:szCs w:val="24"/>
+          <w:rtl w:val="0"/>
+          <w:lang w:val="en-US"/>
+        </w:rPr>
+        <w:t xml:space="preserve">Показать сумму страниц по каждой тематике, учитывая только книги с количеством страниц более 400, и чтобы тематики были «Программирование», «Администрирование» и «Дизайн». </w:t>
+      </w:r>
+    </w:p>
+    <w:p>
+      <w:pPr>
         <w:bidi w:val="0"/>
         <w:jc w:val="both"/>
         <w:rPr>
@@ -408,7 +1330,6 @@
           <w:lang w:val="en-US"/>
         </w:rPr>
       </w:pPr>
-      <w:bookmarkStart w:id="0" w:name="_GoBack"/>
       <w:r>
         <w:rPr>
           <w:rFonts w:ascii="Times New Roman" w:hAnsi="Times New Roman" w:cs="Times New Roman"/>
@@ -456,7 +1377,6 @@
         </w:drawing>
       </w:r>
     </w:p>
-    <w:bookmarkEnd w:id="0"/>
     <w:p>
       <w:pPr>
         <w:jc w:val="both"/>
@@ -1047,7 +1967,7 @@
           <w:rtl w:val="0"/>
           <w:lang w:val="en-US"/>
         </w:rPr>
-        <w:t>▷ Тип данных — int.</w:t>
+        <w:t>▷ Тип данных — integer.</w:t>
       </w:r>
     </w:p>
     <w:p>
@@ -1179,7 +2099,7 @@
           <w:rtl w:val="0"/>
           <w:lang w:val="en-US"/>
         </w:rPr>
-        <w:t>▷ Тип данных — nvarchar(max).</w:t>
+        <w:t>▷ Тип данных — nvarchar(100).</w:t>
       </w:r>
     </w:p>
     <w:p>
@@ -1287,7 +2207,7 @@
           <w:rtl w:val="0"/>
           <w:lang w:val="en-US"/>
         </w:rPr>
-        <w:t>▷ Тип данных — nvarchar(max).</w:t>
+        <w:t>▷ Тип данных — nvarchar(100).</w:t>
       </w:r>
     </w:p>
     <w:p>
@@ -1395,7 +2315,7 @@
           <w:rtl w:val="0"/>
           <w:lang w:val="en-US"/>
         </w:rPr>
-        <w:t>▷ Тип данных — int.</w:t>
+        <w:t>▷ Тип данных — integer.</w:t>
       </w:r>
     </w:p>
     <w:p>
@@ -1534,7 +2454,7 @@
           <w:rtl w:val="0"/>
           <w:lang w:val="en-US"/>
         </w:rPr>
-        <w:t>▷ Тип данных — int.</w:t>
+        <w:t>▷ Тип данных — integer.</w:t>
       </w:r>
     </w:p>
     <w:p>
@@ -1666,7 +2586,7 @@
           <w:rtl w:val="0"/>
           <w:lang w:val="en-US"/>
         </w:rPr>
-        <w:t>▷ Тип данных — nvarchar(max).</w:t>
+        <w:t>▷ Тип данных — nvarchar(100).</w:t>
       </w:r>
     </w:p>
     <w:p>
@@ -1774,7 +2694,7 @@
           <w:rtl w:val="0"/>
           <w:lang w:val="en-US"/>
         </w:rPr>
-        <w:t>▷ Тип данных — int.</w:t>
+        <w:t>▷ Тип данных — integer.</w:t>
       </w:r>
     </w:p>
     <w:p>
@@ -1882,7 +2802,7 @@
           <w:rtl w:val="0"/>
           <w:lang w:val="en-US"/>
         </w:rPr>
-        <w:t>▷ Тип данных — money.</w:t>
+        <w:t>▷ Тип данных — decimal.</w:t>
       </w:r>
     </w:p>
     <w:p>
@@ -2098,7 +3018,7 @@
           <w:rtl w:val="0"/>
           <w:lang w:val="en-US"/>
         </w:rPr>
-        <w:t>▷ Тип данных — int.</w:t>
+        <w:t>▷ Тип данных — integer.</w:t>
       </w:r>
     </w:p>
     <w:p>
@@ -2206,7 +3126,7 @@
           <w:rtl w:val="0"/>
           <w:lang w:val="en-US"/>
         </w:rPr>
-        <w:t>▷ Тип данных — int.</w:t>
+        <w:t>▷ Тип данных — integer.</w:t>
       </w:r>
     </w:p>
     <w:p>
@@ -2345,7 +3265,7 @@
           <w:rtl w:val="0"/>
           <w:lang w:val="en-US"/>
         </w:rPr>
-        <w:t>▷ Тип данных — int.</w:t>
+        <w:t>▷ Тип данных — integer.</w:t>
       </w:r>
     </w:p>
     <w:p>
@@ -2640,7 +3560,7 @@
           <w:rtl w:val="0"/>
           <w:lang w:val="en-US"/>
         </w:rPr>
-        <w:t>▷ Тип данных — int.</w:t>
+        <w:t>▷ Тип данных — integer.</w:t>
       </w:r>
     </w:p>
     <w:p>
@@ -2772,7 +3692,29 @@
           <w:rtl w:val="0"/>
           <w:lang w:val="en-US"/>
         </w:rPr>
-        <w:t>▷ Тип данных — money.</w:t>
+        <w:t>▷ Тип данных —</w:t>
+      </w:r>
+      <w:r>
+        <w:rPr>
+          <w:rFonts w:hint="default" w:ascii="Times New Roman" w:hAnsi="Times New Roman" w:cs="Times New Roman"/>
+          <w:sz w:val="24"/>
+          <w:szCs w:val="24"/>
+          <w:rtl w:val="0"/>
+          <w:lang w:val="en-US"/>
+        </w:rPr>
+        <w:t>decimal</w:t>
+      </w:r>
+      <w:bookmarkStart w:id="0" w:name="_GoBack"/>
+      <w:bookmarkEnd w:id="0"/>
+      <w:r>
+        <w:rPr>
+          <w:rFonts w:ascii="Times New Roman" w:hAnsi="Times New Roman" w:cs="Times New Roman"/>
+          <w:sz w:val="24"/>
+          <w:szCs w:val="24"/>
+          <w:rtl w:val="0"/>
+          <w:lang w:val="en-US"/>
+        </w:rPr>
+        <w:t>.</w:t>
       </w:r>
     </w:p>
     <w:p>
@@ -2880,7 +3822,7 @@
           <w:rtl w:val="0"/>
           <w:lang w:val="en-US"/>
         </w:rPr>
-        <w:t>▷ Тип данных — int.</w:t>
+        <w:t>▷ Тип данных — integer.</w:t>
       </w:r>
     </w:p>
     <w:p>
@@ -3120,7 +4062,7 @@
           <w:rtl w:val="0"/>
           <w:lang w:val="en-US"/>
         </w:rPr>
-        <w:t>▷ Тип данных — int.</w:t>
+        <w:t>▷ Тип данных — integer.</w:t>
       </w:r>
     </w:p>
     <w:p>
@@ -3228,7 +4170,7 @@
           <w:rtl w:val="0"/>
           <w:lang w:val="en-US"/>
         </w:rPr>
-        <w:t>▷ Тип данных — int.</w:t>
+        <w:t>▷ Тип данных — integer.</w:t>
       </w:r>
     </w:p>
     <w:p>
@@ -3367,7 +4309,7 @@
           <w:rtl w:val="0"/>
           <w:lang w:val="en-US"/>
         </w:rPr>
-        <w:t>▷ Тип данных — int.</w:t>
+        <w:t>▷ Тип данных — integer.</w:t>
       </w:r>
     </w:p>
     <w:p>
@@ -3499,7 +4441,7 @@
           <w:rtl w:val="0"/>
           <w:lang w:val="en-US"/>
         </w:rPr>
-        <w:t>▷ Тип данных — nvarchar(max).</w:t>
+        <w:t>▷ Тип данных — nvarchar(100).</w:t>
       </w:r>
     </w:p>
     <w:p>
@@ -3607,7 +4549,7 @@
           <w:rtl w:val="0"/>
           <w:lang w:val="en-US"/>
         </w:rPr>
-        <w:t>▷ Тип данных — int.</w:t>
+        <w:t>▷ Тип данных — integer.</w:t>
       </w:r>
     </w:p>
     <w:p>
@@ -3746,7 +4688,7 @@
           <w:rtl w:val="0"/>
           <w:lang w:val="en-US"/>
         </w:rPr>
-        <w:t>▷ Тип данных — int.</w:t>
+        <w:t>▷ Тип данных — integer.</w:t>
       </w:r>
     </w:p>
     <w:p>
